--- a/error_fixing_attempts/Kiz_Refit_Attempt_Report.docx
+++ b/error_fixing_attempts/Kiz_Refit_Attempt_Report.docx
@@ -339,6 +339,153 @@
           <w:szCs w:val="21"/>
         </w:rPr>
         <w:t xml:space="preserve">All three share one cause. The computed K_iz was systematically low, and because plasma density depends on the energy-loss term, which in turn depends on K_iz, that bias propagated into the density comparison. Notably the computed density lands almost exactly on the PIC centre value (+4.4%) while missing the line-average; this is expected and documented, since a 0D volume-averaged model carries no spatial structure and is closer in spirit to a peak density than a line-average.</w:t>
+      </w:r>
+    </w:p>
+    <w:p>
+      <w:pPr>
+        <w:pStyle w:val="Heading2"/>
+        <w:spacing w:after="110" w:before="240"/>
+      </w:pPr>
+      <w:r>
+        <w:rPr>
+          <w:b/>
+          <w:bCs/>
+          <w:color w:val="1F3864"/>
+          <w:sz w:val="23"/>
+          <w:szCs w:val="23"/>
+        </w:rPr>
+        <w:t xml:space="preserve">2.1  Why this was worth attempting</w:t>
+      </w:r>
+    </w:p>
+    <w:p>
+      <w:pPr>
+        <w:spacing w:after="130" w:line="276"/>
+      </w:pPr>
+      <w:r>
+        <w:rPr>
+          <w:sz w:val="21"/>
+          <w:szCs w:val="21"/>
+        </w:rPr>
+        <w:t xml:space="preserve">Leaving the situation alone was a defensible option, so it is worth stating explicitly why an attempt was made at all. Four reasons:</w:t>
+      </w:r>
+    </w:p>
+    <w:p>
+      <w:pPr>
+        <w:pStyle w:val="ListParagraph"/>
+        <w:numPr>
+          <w:ilvl w:val="0"/>
+          <w:numId w:val="2"/>
+        </w:numPr>
+        <w:spacing w:after="80" w:line="276"/>
+      </w:pPr>
+      <w:r>
+        <w:rPr>
+          <w:b/>
+          <w:bCs/>
+          <w:sz w:val="21"/>
+          <w:szCs w:val="21"/>
+        </w:rPr>
+        <w:t xml:space="preserve">A coefficient with no traceable source is a defensibility weakness. </w:t>
+      </w:r>
+      <w:r>
+        <w:rPr>
+          <w:sz w:val="21"/>
+          <w:szCs w:val="21"/>
+        </w:rPr>
+        <w:t xml:space="preserve">The docstring credited Lieberman &amp; Lichtenberg in general terms, but the constants were not a transcription of any specific published table. Under examination, “where did these three numbers come from?” has no good answer, independently of whether the value happens to be accurate.</w:t>
+      </w:r>
+    </w:p>
+    <w:p>
+      <w:pPr>
+        <w:pStyle w:val="ListParagraph"/>
+        <w:numPr>
+          <w:ilvl w:val="0"/>
+          <w:numId w:val="2"/>
+        </w:numPr>
+        <w:spacing w:after="80" w:line="276"/>
+      </w:pPr>
+      <w:r>
+        <w:rPr>
+          <w:b/>
+          <w:bCs/>
+          <w:sz w:val="21"/>
+          <w:szCs w:val="21"/>
+        </w:rPr>
+        <w:t xml:space="preserve">It was the single shared cause behind all three failures. </w:t>
+      </w:r>
+      <w:r>
+        <w:rPr>
+          <w:sz w:val="21"/>
+          <w:szCs w:val="21"/>
+        </w:rPr>
+        <w:t xml:space="preserve">A correction here had the potential to move three of the nine checks at once, rather than addressing them piecemeal.</w:t>
+      </w:r>
+    </w:p>
+    <w:p>
+      <w:pPr>
+        <w:pStyle w:val="ListParagraph"/>
+        <w:numPr>
+          <w:ilvl w:val="0"/>
+          <w:numId w:val="2"/>
+        </w:numPr>
+        <w:spacing w:after="80" w:line="276"/>
+      </w:pPr>
+      <w:r>
+        <w:rPr>
+          <w:b/>
+          <w:bCs/>
+          <w:sz w:val="21"/>
+          <w:szCs w:val="21"/>
+        </w:rPr>
+        <w:t xml:space="preserve">Provenance is improvable without touching the model’s structure. </w:t>
+      </w:r>
+      <w:r>
+        <w:rPr>
+          <w:sz w:val="21"/>
+          <w:szCs w:val="21"/>
+        </w:rPr>
+        <w:t xml:space="preserve">Re-deriving constants from published data is a legitimate input-side correction. It is categorically different from adjusting the model until its output matches — the practice this sub-module was specifically revised to eliminate.</w:t>
+      </w:r>
+    </w:p>
+    <w:p>
+      <w:pPr>
+        <w:pStyle w:val="ListParagraph"/>
+        <w:numPr>
+          <w:ilvl w:val="0"/>
+          <w:numId w:val="2"/>
+        </w:numPr>
+        <w:spacing w:after="80" w:line="276"/>
+      </w:pPr>
+      <w:r>
+        <w:rPr>
+          <w:b/>
+          <w:bCs/>
+          <w:sz w:val="21"/>
+          <w:szCs w:val="21"/>
+        </w:rPr>
+        <w:t xml:space="preserve">The cost of being wrong was near zero. </w:t>
+      </w:r>
+      <w:r>
+        <w:rPr>
+          <w:sz w:val="21"/>
+          <w:szCs w:val="21"/>
+        </w:rPr>
+        <w:t xml:space="preserve">The work was done in an isolated Git worktree, with the explicit agreement beforehand that it would be reverted if it did not clearly help. That made the attempt a cheap experiment rather than a risky change.</w:t>
+      </w:r>
+    </w:p>
+    <w:p>
+      <w:pPr>
+        <w:spacing w:after="130" w:line="276"/>
+      </w:pPr>
+      <w:r>
+        <w:rPr>
+          <w:i/>
+          <w:iCs/>
+          <w:color w:val="595959"/>
+          <w:sz w:val="21"/>
+          <w:szCs w:val="21"/>
+        </w:rPr>
+        <w:t xml:space="preserve">The intent was never to make more checks pass. It was to give the coefficient a verifiable origin, and to find out honestly what that did to the model.</w:t>
       </w:r>
     </w:p>
     <w:p>
@@ -4180,6 +4327,11 @@
       </w:r>
     </w:p>
     <w:p>
+      <w:r>
+        <w:br w:type="page"/>
+      </w:r>
+    </w:p>
+    <w:p>
       <w:pPr>
         <w:pStyle w:val="Heading1"/>
         <w:spacing w:after="150" w:before="320"/>
@@ -4192,7 +4344,888 @@
           <w:sz w:val="28"/>
           <w:szCs w:val="28"/>
         </w:rPr>
-        <w:t xml:space="preserve">8.  Anticipated examination questions</w:t>
+        <w:t xml:space="preserve">8.  Engine credibility and performance: before vs after</w:t>
+      </w:r>
+    </w:p>
+    <w:p>
+      <w:pPr>
+        <w:spacing w:after="130" w:line="276"/>
+      </w:pPr>
+      <w:r>
+        <w:rPr>
+          <w:sz w:val="21"/>
+          <w:szCs w:val="21"/>
+        </w:rPr>
+        <w:t xml:space="preserve">This section is the bottom line. It compares the engine as retained against the engine as it would have been had the refit been kept, across every dimension that actually constitutes credibility for a validated physics model — not the Sub-Module 1.6 score alone, which is only one of them.</w:t>
+      </w:r>
+    </w:p>
+    <w:tbl>
+      <w:tblPr>
+        <w:tblW w:type="dxa" w:w="9026"/>
+        <w:tblBorders>
+          <w:top w:val="single" w:color="auto" w:sz="4"/>
+          <w:left w:val="single" w:color="auto" w:sz="4"/>
+          <w:bottom w:val="single" w:color="auto" w:sz="4"/>
+          <w:right w:val="single" w:color="auto" w:sz="4"/>
+          <w:insideH w:val="single" w:color="auto" w:sz="4"/>
+          <w:insideV w:val="single" w:color="auto" w:sz="4"/>
+        </w:tblBorders>
+      </w:tblPr>
+      <w:tblGrid>
+        <w:gridCol w:w="2900"/>
+        <w:gridCol w:w="3063"/>
+        <w:gridCol w:w="3063"/>
+      </w:tblGrid>
+      <w:tr>
+        <w:trPr>
+          <w:tblHeader/>
+        </w:trPr>
+        <w:tc>
+          <w:tcPr>
+            <w:tcW w:type="dxa" w:w="2900"/>
+            <w:shd w:fill="1F3864" w:val="clear"/>
+            <w:tcMar>
+              <w:top w:type="dxa" w:w="60"/>
+              <w:left w:type="dxa" w:w="90"/>
+              <w:bottom w:type="dxa" w:w="60"/>
+              <w:right w:type="dxa" w:w="90"/>
+            </w:tcMar>
+          </w:tcPr>
+          <w:p>
+            <w:r>
+              <w:rPr>
+                <w:b/>
+                <w:bCs/>
+                <w:color w:val="FFFFFF"/>
+                <w:sz w:val="18"/>
+                <w:szCs w:val="18"/>
+              </w:rPr>
+              <w:t xml:space="preserve">Dimension</w:t>
+            </w:r>
+          </w:p>
+        </w:tc>
+        <w:tc>
+          <w:tcPr>
+            <w:tcW w:type="dxa" w:w="3063"/>
+            <w:shd w:fill="1F3864" w:val="clear"/>
+            <w:tcMar>
+              <w:top w:type="dxa" w:w="60"/>
+              <w:left w:type="dxa" w:w="90"/>
+              <w:bottom w:type="dxa" w:w="60"/>
+              <w:right w:type="dxa" w:w="90"/>
+            </w:tcMar>
+          </w:tcPr>
+          <w:p>
+            <w:pPr>
+              <w:jc w:val="center"/>
+            </w:pPr>
+            <w:r>
+              <w:rPr>
+                <w:b/>
+                <w:bCs/>
+                <w:color w:val="FFFFFF"/>
+                <w:sz w:val="18"/>
+                <w:szCs w:val="18"/>
+              </w:rPr>
+              <w:t xml:space="preserve">BEFORE  (retained engine)</w:t>
+            </w:r>
+          </w:p>
+        </w:tc>
+        <w:tc>
+          <w:tcPr>
+            <w:tcW w:type="dxa" w:w="3063"/>
+            <w:shd w:fill="1F3864" w:val="clear"/>
+            <w:tcMar>
+              <w:top w:type="dxa" w:w="60"/>
+              <w:left w:type="dxa" w:w="90"/>
+              <w:bottom w:type="dxa" w:w="60"/>
+              <w:right w:type="dxa" w:w="90"/>
+            </w:tcMar>
+          </w:tcPr>
+          <w:p>
+            <w:pPr>
+              <w:jc w:val="center"/>
+            </w:pPr>
+            <w:r>
+              <w:rPr>
+                <w:b/>
+                <w:bCs/>
+                <w:color w:val="FFFFFF"/>
+                <w:sz w:val="18"/>
+                <w:szCs w:val="18"/>
+              </w:rPr>
+              <w:t xml:space="preserve">AFTER  (rejected refit)</w:t>
+            </w:r>
+          </w:p>
+        </w:tc>
+      </w:tr>
+      <w:tr>
+        <w:tc>
+          <w:tcPr>
+            <w:tcW w:type="dxa" w:w="2900"/>
+            <w:tcMar>
+              <w:top w:type="dxa" w:w="60"/>
+              <w:left w:type="dxa" w:w="90"/>
+              <w:bottom w:type="dxa" w:w="60"/>
+              <w:right w:type="dxa" w:w="90"/>
+            </w:tcMar>
+          </w:tcPr>
+          <w:p>
+            <w:r>
+              <w:rPr>
+                <w:b/>
+                <w:bCs/>
+                <w:sz w:val="18"/>
+                <w:szCs w:val="18"/>
+              </w:rPr>
+              <w:t xml:space="preserve">Kᵢₓ provenance</w:t>
+            </w:r>
+          </w:p>
+        </w:tc>
+        <w:tc>
+          <w:tcPr>
+            <w:tcW w:type="dxa" w:w="3063"/>
+            <w:tcMar>
+              <w:top w:type="dxa" w:w="60"/>
+              <w:left w:type="dxa" w:w="90"/>
+              <w:bottom w:type="dxa" w:w="60"/>
+              <w:right w:type="dxa" w:w="90"/>
+            </w:tcMar>
+          </w:tcPr>
+          <w:p>
+            <w:r>
+              <w:rPr>
+                <w:sz w:val="18"/>
+                <w:szCs w:val="18"/>
+              </w:rPr>
+              <w:t xml:space="preserve">Unattributed “representative” fit — no traceable source</w:t>
+            </w:r>
+          </w:p>
+        </w:tc>
+        <w:tc>
+          <w:tcPr>
+            <w:tcW w:type="dxa" w:w="3063"/>
+            <w:shd w:fill="F0F7F0" w:val="clear"/>
+            <w:tcMar>
+              <w:top w:type="dxa" w:w="60"/>
+              <w:left w:type="dxa" w:w="90"/>
+              <w:bottom w:type="dxa" w:w="60"/>
+              <w:right w:type="dxa" w:w="90"/>
+            </w:tcMar>
+          </w:tcPr>
+          <w:p>
+            <w:r>
+              <w:rPr>
+                <w:b/>
+                <w:bCs/>
+                <w:color w:val="0A7A0A"/>
+                <w:sz w:val="18"/>
+                <w:szCs w:val="18"/>
+              </w:rPr>
+              <w:t xml:space="preserve">Cited: Voronov (1997), DOI, faithful to 0.148%</w:t>
+            </w:r>
+          </w:p>
+        </w:tc>
+      </w:tr>
+      <w:tr>
+        <w:tc>
+          <w:tcPr>
+            <w:tcW w:type="dxa" w:w="2900"/>
+            <w:shd w:fill="F7F9FC" w:val="clear"/>
+            <w:tcMar>
+              <w:top w:type="dxa" w:w="60"/>
+              <w:left w:type="dxa" w:w="90"/>
+              <w:bottom w:type="dxa" w:w="60"/>
+              <w:right w:type="dxa" w:w="90"/>
+            </w:tcMar>
+          </w:tcPr>
+          <w:p>
+            <w:r>
+              <w:rPr>
+                <w:b/>
+                <w:bCs/>
+                <w:sz w:val="18"/>
+                <w:szCs w:val="18"/>
+              </w:rPr>
+              <w:t xml:space="preserve">Kₑₓᶜ provenance</w:t>
+            </w:r>
+          </w:p>
+        </w:tc>
+        <w:tc>
+          <w:tcPr>
+            <w:tcW w:type="dxa" w:w="3063"/>
+            <w:shd w:fill="F7F9FC" w:val="clear"/>
+            <w:tcMar>
+              <w:top w:type="dxa" w:w="60"/>
+              <w:left w:type="dxa" w:w="90"/>
+              <w:bottom w:type="dxa" w:w="60"/>
+              <w:right w:type="dxa" w:w="90"/>
+            </w:tcMar>
+          </w:tcPr>
+          <w:p>
+            <w:r>
+              <w:rPr>
+                <w:sz w:val="18"/>
+                <w:szCs w:val="18"/>
+              </w:rPr>
+              <w:t xml:space="preserve">Unattributed “representative” fit</w:t>
+            </w:r>
+          </w:p>
+        </w:tc>
+        <w:tc>
+          <w:tcPr>
+            <w:tcW w:type="dxa" w:w="3063"/>
+            <w:shd w:fill="F7F9FC" w:val="clear"/>
+            <w:tcMar>
+              <w:top w:type="dxa" w:w="60"/>
+              <w:left w:type="dxa" w:w="90"/>
+              <w:bottom w:type="dxa" w:w="60"/>
+              <w:right w:type="dxa" w:w="90"/>
+            </w:tcMar>
+          </w:tcPr>
+          <w:p>
+            <w:r>
+              <w:rPr>
+                <w:b w:val="false"/>
+                <w:bCs w:val="false"/>
+                <w:color w:val="595959"/>
+                <w:sz w:val="18"/>
+                <w:szCs w:val="18"/>
+              </w:rPr>
+              <w:t xml:space="preserve">Unattributed — unchanged</w:t>
+            </w:r>
+          </w:p>
+        </w:tc>
+      </w:tr>
+      <w:tr>
+        <w:tc>
+          <w:tcPr>
+            <w:tcW w:type="dxa" w:w="2900"/>
+            <w:tcMar>
+              <w:top w:type="dxa" w:w="60"/>
+              <w:left w:type="dxa" w:w="90"/>
+              <w:bottom w:type="dxa" w:w="60"/>
+              <w:right w:type="dxa" w:w="90"/>
+            </w:tcMar>
+          </w:tcPr>
+          <w:p>
+            <w:r>
+              <w:rPr>
+                <w:b/>
+                <w:bCs/>
+                <w:sz w:val="18"/>
+                <w:szCs w:val="18"/>
+              </w:rPr>
+              <w:t xml:space="preserve">Internal consistency of the pair</w:t>
+            </w:r>
+          </w:p>
+        </w:tc>
+        <w:tc>
+          <w:tcPr>
+            <w:tcW w:type="dxa" w:w="3063"/>
+            <w:tcMar>
+              <w:top w:type="dxa" w:w="60"/>
+              <w:left w:type="dxa" w:w="90"/>
+              <w:bottom w:type="dxa" w:w="60"/>
+              <w:right w:type="dxa" w:w="90"/>
+            </w:tcMar>
+          </w:tcPr>
+          <w:p>
+            <w:r>
+              <w:rPr>
+                <w:sz w:val="18"/>
+                <w:szCs w:val="18"/>
+              </w:rPr>
+              <w:t xml:space="preserve">Consistent: both unattributed, biased in the same direction, so the ratio holds</w:t>
+            </w:r>
+          </w:p>
+        </w:tc>
+        <w:tc>
+          <w:tcPr>
+            <w:tcW w:type="dxa" w:w="3063"/>
+            <w:shd w:fill="FDF0F0" w:val="clear"/>
+            <w:tcMar>
+              <w:top w:type="dxa" w:w="60"/>
+              <w:left w:type="dxa" w:w="90"/>
+              <w:bottom w:type="dxa" w:w="60"/>
+              <w:right w:type="dxa" w:w="90"/>
+            </w:tcMar>
+          </w:tcPr>
+          <w:p>
+            <w:r>
+              <w:rPr>
+                <w:b/>
+                <w:bCs/>
+                <w:color w:val="B03030"/>
+                <w:sz w:val="18"/>
+                <w:szCs w:val="18"/>
+              </w:rPr>
+              <w:t xml:space="preserve">INCONSISTENT: one cited, one not — the ratio no longer holds</w:t>
+            </w:r>
+          </w:p>
+        </w:tc>
+      </w:tr>
+      <w:tr>
+        <w:tc>
+          <w:tcPr>
+            <w:tcW w:type="dxa" w:w="2900"/>
+            <w:shd w:fill="F7F9FC" w:val="clear"/>
+            <w:tcMar>
+              <w:top w:type="dxa" w:w="60"/>
+              <w:left w:type="dxa" w:w="90"/>
+              <w:bottom w:type="dxa" w:w="60"/>
+              <w:right w:type="dxa" w:w="90"/>
+            </w:tcMar>
+          </w:tcPr>
+          <w:p>
+            <w:r>
+              <w:rPr>
+                <w:b/>
+                <w:bCs/>
+                <w:sz w:val="18"/>
+                <w:szCs w:val="18"/>
+              </w:rPr>
+              <w:t xml:space="preserve">Independent L&amp;L Fig. 3.17 check  (E_c ∈ 50–70 V)</w:t>
+            </w:r>
+          </w:p>
+        </w:tc>
+        <w:tc>
+          <w:tcPr>
+            <w:tcW w:type="dxa" w:w="3063"/>
+            <w:shd w:fill="F7F9FC" w:val="clear"/>
+            <w:tcMar>
+              <w:top w:type="dxa" w:w="60"/>
+              <w:left w:type="dxa" w:w="90"/>
+              <w:bottom w:type="dxa" w:w="60"/>
+              <w:right w:type="dxa" w:w="90"/>
+            </w:tcMar>
+          </w:tcPr>
+          <w:p>
+            <w:r>
+              <w:rPr>
+                <w:sz w:val="18"/>
+                <w:szCs w:val="18"/>
+              </w:rPr>
+              <w:t xml:space="preserve">PASS — 61.56 V</w:t>
+            </w:r>
+          </w:p>
+        </w:tc>
+        <w:tc>
+          <w:tcPr>
+            <w:tcW w:type="dxa" w:w="3063"/>
+            <w:shd w:fill="FDF0F0" w:val="clear"/>
+            <w:tcMar>
+              <w:top w:type="dxa" w:w="60"/>
+              <w:left w:type="dxa" w:w="90"/>
+              <w:bottom w:type="dxa" w:w="60"/>
+              <w:right w:type="dxa" w:w="90"/>
+            </w:tcMar>
+          </w:tcPr>
+          <w:p>
+            <w:r>
+              <w:rPr>
+                <w:b/>
+                <w:bCs/>
+                <w:color w:val="B03030"/>
+                <w:sz w:val="18"/>
+                <w:szCs w:val="18"/>
+              </w:rPr>
+              <w:t xml:space="preserve">FAIL — 36.84 V, outside the band</w:t>
+            </w:r>
+          </w:p>
+        </w:tc>
+      </w:tr>
+      <w:tr>
+        <w:tc>
+          <w:tcPr>
+            <w:tcW w:type="dxa" w:w="2900"/>
+            <w:tcMar>
+              <w:top w:type="dxa" w:w="60"/>
+              <w:left w:type="dxa" w:w="90"/>
+              <w:bottom w:type="dxa" w:w="60"/>
+              <w:right w:type="dxa" w:w="90"/>
+            </w:tcMar>
+          </w:tcPr>
+          <w:p>
+            <w:r>
+              <w:rPr>
+                <w:b/>
+                <w:bCs/>
+                <w:sz w:val="18"/>
+                <w:szCs w:val="18"/>
+              </w:rPr>
+              <w:t xml:space="preserve">Sub-Module 1.6 checks passing</w:t>
+            </w:r>
+          </w:p>
+        </w:tc>
+        <w:tc>
+          <w:tcPr>
+            <w:tcW w:type="dxa" w:w="3063"/>
+            <w:tcMar>
+              <w:top w:type="dxa" w:w="60"/>
+              <w:left w:type="dxa" w:w="90"/>
+              <w:bottom w:type="dxa" w:w="60"/>
+              <w:right w:type="dxa" w:w="90"/>
+            </w:tcMar>
+          </w:tcPr>
+          <w:p>
+            <w:r>
+              <w:rPr>
+                <w:sz w:val="18"/>
+                <w:szCs w:val="18"/>
+              </w:rPr>
+              <w:t xml:space="preserve">6 / 9</w:t>
+            </w:r>
+          </w:p>
+        </w:tc>
+        <w:tc>
+          <w:tcPr>
+            <w:tcW w:type="dxa" w:w="3063"/>
+            <w:shd w:fill="FDF0F0" w:val="clear"/>
+            <w:tcMar>
+              <w:top w:type="dxa" w:w="60"/>
+              <w:left w:type="dxa" w:w="90"/>
+              <w:bottom w:type="dxa" w:w="60"/>
+              <w:right w:type="dxa" w:w="90"/>
+            </w:tcMar>
+          </w:tcPr>
+          <w:p>
+            <w:r>
+              <w:rPr>
+                <w:b/>
+                <w:bCs/>
+                <w:color w:val="B03030"/>
+                <w:sz w:val="18"/>
+                <w:szCs w:val="18"/>
+              </w:rPr>
+              <w:t xml:space="preserve">4 / 9</w:t>
+            </w:r>
+          </w:p>
+        </w:tc>
+      </w:tr>
+      <w:tr>
+        <w:tc>
+          <w:tcPr>
+            <w:tcW w:type="dxa" w:w="2900"/>
+            <w:shd w:fill="F7F9FC" w:val="clear"/>
+            <w:tcMar>
+              <w:top w:type="dxa" w:w="60"/>
+              <w:left w:type="dxa" w:w="90"/>
+              <w:bottom w:type="dxa" w:w="60"/>
+              <w:right w:type="dxa" w:w="90"/>
+            </w:tcMar>
+          </w:tcPr>
+          <w:p>
+            <w:r>
+              <w:rPr>
+                <w:b/>
+                <w:bCs/>
+                <w:sz w:val="18"/>
+                <w:szCs w:val="18"/>
+              </w:rPr>
+              <w:t xml:space="preserve">Tₑ vs Turner global model</w:t>
+            </w:r>
+          </w:p>
+        </w:tc>
+        <w:tc>
+          <w:tcPr>
+            <w:tcW w:type="dxa" w:w="3063"/>
+            <w:shd w:fill="F7F9FC" w:val="clear"/>
+            <w:tcMar>
+              <w:top w:type="dxa" w:w="60"/>
+              <w:left w:type="dxa" w:w="90"/>
+              <w:bottom w:type="dxa" w:w="60"/>
+              <w:right w:type="dxa" w:w="90"/>
+            </w:tcMar>
+          </w:tcPr>
+          <w:p>
+            <w:r>
+              <w:rPr>
+                <w:sz w:val="18"/>
+                <w:szCs w:val="18"/>
+              </w:rPr>
+              <w:t xml:space="preserve">PASS  +9.6%</w:t>
+            </w:r>
+          </w:p>
+        </w:tc>
+        <w:tc>
+          <w:tcPr>
+            <w:tcW w:type="dxa" w:w="3063"/>
+            <w:shd w:fill="F7F9FC" w:val="clear"/>
+            <w:tcMar>
+              <w:top w:type="dxa" w:w="60"/>
+              <w:left w:type="dxa" w:w="90"/>
+              <w:bottom w:type="dxa" w:w="60"/>
+              <w:right w:type="dxa" w:w="90"/>
+            </w:tcMar>
+          </w:tcPr>
+          <w:p>
+            <w:r>
+              <w:rPr>
+                <w:b w:val="false"/>
+                <w:bCs w:val="false"/>
+                <w:color w:val="595959"/>
+                <w:sz w:val="18"/>
+                <w:szCs w:val="18"/>
+              </w:rPr>
+              <w:t xml:space="preserve">PASS  −4.8%</w:t>
+            </w:r>
+          </w:p>
+        </w:tc>
+      </w:tr>
+      <w:tr>
+        <w:tc>
+          <w:tcPr>
+            <w:tcW w:type="dxa" w:w="2900"/>
+            <w:tcMar>
+              <w:top w:type="dxa" w:w="60"/>
+              <w:left w:type="dxa" w:w="90"/>
+              <w:bottom w:type="dxa" w:w="60"/>
+              <w:right w:type="dxa" w:w="90"/>
+            </w:tcMar>
+          </w:tcPr>
+          <w:p>
+            <w:r>
+              <w:rPr>
+                <w:b/>
+                <w:bCs/>
+                <w:sz w:val="18"/>
+                <w:szCs w:val="18"/>
+              </w:rPr>
+              <w:t xml:space="preserve">Tₑ vs PIC ground truth</w:t>
+            </w:r>
+          </w:p>
+        </w:tc>
+        <w:tc>
+          <w:tcPr>
+            <w:tcW w:type="dxa" w:w="3063"/>
+            <w:tcMar>
+              <w:top w:type="dxa" w:w="60"/>
+              <w:left w:type="dxa" w:w="90"/>
+              <w:bottom w:type="dxa" w:w="60"/>
+              <w:right w:type="dxa" w:w="90"/>
+            </w:tcMar>
+          </w:tcPr>
+          <w:p>
+            <w:r>
+              <w:rPr>
+                <w:sz w:val="18"/>
+                <w:szCs w:val="18"/>
+              </w:rPr>
+              <w:t xml:space="preserve">PASS  −8.7%</w:t>
+            </w:r>
+          </w:p>
+        </w:tc>
+        <w:tc>
+          <w:tcPr>
+            <w:tcW w:type="dxa" w:w="3063"/>
+            <w:shd w:fill="FDF0F0" w:val="clear"/>
+            <w:tcMar>
+              <w:top w:type="dxa" w:w="60"/>
+              <w:left w:type="dxa" w:w="90"/>
+              <w:bottom w:type="dxa" w:w="60"/>
+              <w:right w:type="dxa" w:w="90"/>
+            </w:tcMar>
+          </w:tcPr>
+          <w:p>
+            <w:r>
+              <w:rPr>
+                <w:b/>
+                <w:bCs/>
+                <w:color w:val="B03030"/>
+                <w:sz w:val="18"/>
+                <w:szCs w:val="18"/>
+              </w:rPr>
+              <w:t xml:space="preserve">PASS  −20.7%</w:t>
+            </w:r>
+          </w:p>
+        </w:tc>
+      </w:tr>
+      <w:tr>
+        <w:tc>
+          <w:tcPr>
+            <w:tcW w:type="dxa" w:w="2900"/>
+            <w:shd w:fill="F7F9FC" w:val="clear"/>
+            <w:tcMar>
+              <w:top w:type="dxa" w:w="60"/>
+              <w:left w:type="dxa" w:w="90"/>
+              <w:bottom w:type="dxa" w:w="60"/>
+              <w:right w:type="dxa" w:w="90"/>
+            </w:tcMar>
+          </w:tcPr>
+          <w:p>
+            <w:r>
+              <w:rPr>
+                <w:b/>
+                <w:bCs/>
+                <w:sz w:val="18"/>
+                <w:szCs w:val="18"/>
+              </w:rPr>
+              <w:t xml:space="preserve">Independent validation sources</w:t>
+            </w:r>
+          </w:p>
+        </w:tc>
+        <w:tc>
+          <w:tcPr>
+            <w:tcW w:type="dxa" w:w="3063"/>
+            <w:shd w:fill="F7F9FC" w:val="clear"/>
+            <w:tcMar>
+              <w:top w:type="dxa" w:w="60"/>
+              <w:left w:type="dxa" w:w="90"/>
+              <w:bottom w:type="dxa" w:w="60"/>
+              <w:right w:type="dxa" w:w="90"/>
+            </w:tcMar>
+          </w:tcPr>
+          <w:p>
+            <w:r>
+              <w:rPr>
+                <w:sz w:val="18"/>
+                <w:szCs w:val="18"/>
+              </w:rPr>
+              <w:t xml:space="preserve">3</w:t>
+            </w:r>
+          </w:p>
+        </w:tc>
+        <w:tc>
+          <w:tcPr>
+            <w:tcW w:type="dxa" w:w="3063"/>
+            <w:shd w:fill="F7F9FC" w:val="clear"/>
+            <w:tcMar>
+              <w:top w:type="dxa" w:w="60"/>
+              <w:left w:type="dxa" w:w="90"/>
+              <w:bottom w:type="dxa" w:w="60"/>
+              <w:right w:type="dxa" w:w="90"/>
+            </w:tcMar>
+          </w:tcPr>
+          <w:p>
+            <w:r>
+              <w:rPr>
+                <w:b w:val="false"/>
+                <w:bCs w:val="false"/>
+                <w:color w:val="595959"/>
+                <w:sz w:val="18"/>
+                <w:szCs w:val="18"/>
+              </w:rPr>
+              <w:t xml:space="preserve">3 — Voronov is consumed as the fit target, so it cannot also serve as an anchor</w:t>
+            </w:r>
+          </w:p>
+        </w:tc>
+      </w:tr>
+      <w:tr>
+        <w:tc>
+          <w:tcPr>
+            <w:tcW w:type="dxa" w:w="2900"/>
+            <w:tcMar>
+              <w:top w:type="dxa" w:w="60"/>
+              <w:left w:type="dxa" w:w="90"/>
+              <w:bottom w:type="dxa" w:w="60"/>
+              <w:right w:type="dxa" w:w="90"/>
+            </w:tcMar>
+          </w:tcPr>
+          <w:p>
+            <w:r>
+              <w:rPr>
+                <w:b/>
+                <w:bCs/>
+                <w:sz w:val="18"/>
+                <w:szCs w:val="18"/>
+              </w:rPr>
+              <w:t xml:space="preserve">Automated test suite (non-dashboard)</w:t>
+            </w:r>
+          </w:p>
+        </w:tc>
+        <w:tc>
+          <w:tcPr>
+            <w:tcW w:type="dxa" w:w="3063"/>
+            <w:tcMar>
+              <w:top w:type="dxa" w:w="60"/>
+              <w:left w:type="dxa" w:w="90"/>
+              <w:bottom w:type="dxa" w:w="60"/>
+              <w:right w:type="dxa" w:w="90"/>
+            </w:tcMar>
+          </w:tcPr>
+          <w:p>
+            <w:r>
+              <w:rPr>
+                <w:sz w:val="18"/>
+                <w:szCs w:val="18"/>
+              </w:rPr>
+              <w:t xml:space="preserve">366 passed, 0 failed</w:t>
+            </w:r>
+          </w:p>
+        </w:tc>
+        <w:tc>
+          <w:tcPr>
+            <w:tcW w:type="dxa" w:w="3063"/>
+            <w:shd w:fill="FDF0F0" w:val="clear"/>
+            <w:tcMar>
+              <w:top w:type="dxa" w:w="60"/>
+              <w:left w:type="dxa" w:w="90"/>
+              <w:bottom w:type="dxa" w:w="60"/>
+              <w:right w:type="dxa" w:w="90"/>
+            </w:tcMar>
+          </w:tcPr>
+          <w:p>
+            <w:r>
+              <w:rPr>
+                <w:b/>
+                <w:bCs/>
+                <w:color w:val="B03030"/>
+                <w:sz w:val="18"/>
+                <w:szCs w:val="18"/>
+              </w:rPr>
+              <w:t xml:space="preserve">363 passed, 3 failed</w:t>
+            </w:r>
+          </w:p>
+        </w:tc>
+      </w:tr>
+      <w:tr>
+        <w:tc>
+          <w:tcPr>
+            <w:tcW w:type="dxa" w:w="2900"/>
+            <w:shd w:fill="F7F9FC" w:val="clear"/>
+            <w:tcMar>
+              <w:top w:type="dxa" w:w="60"/>
+              <w:left w:type="dxa" w:w="90"/>
+              <w:bottom w:type="dxa" w:w="60"/>
+              <w:right w:type="dxa" w:w="90"/>
+            </w:tcMar>
+          </w:tcPr>
+          <w:p>
+            <w:r>
+              <w:rPr>
+                <w:b/>
+                <w:bCs/>
+                <w:sz w:val="18"/>
+                <w:szCs w:val="18"/>
+              </w:rPr>
+              <w:t xml:space="preserve">Computational performance, simulate()</w:t>
+            </w:r>
+          </w:p>
+        </w:tc>
+        <w:tc>
+          <w:tcPr>
+            <w:tcW w:type="dxa" w:w="3063"/>
+            <w:shd w:fill="F7F9FC" w:val="clear"/>
+            <w:tcMar>
+              <w:top w:type="dxa" w:w="60"/>
+              <w:left w:type="dxa" w:w="90"/>
+              <w:bottom w:type="dxa" w:w="60"/>
+              <w:right w:type="dxa" w:w="90"/>
+            </w:tcMar>
+          </w:tcPr>
+          <w:p>
+            <w:r>
+              <w:rPr>
+                <w:sz w:val="18"/>
+                <w:szCs w:val="18"/>
+              </w:rPr>
+              <w:t xml:space="preserve">~24–27 µs per call</w:t>
+            </w:r>
+          </w:p>
+        </w:tc>
+        <w:tc>
+          <w:tcPr>
+            <w:tcW w:type="dxa" w:w="3063"/>
+            <w:shd w:fill="F7F9FC" w:val="clear"/>
+            <w:tcMar>
+              <w:top w:type="dxa" w:w="60"/>
+              <w:left w:type="dxa" w:w="90"/>
+              <w:bottom w:type="dxa" w:w="60"/>
+              <w:right w:type="dxa" w:w="90"/>
+            </w:tcMar>
+          </w:tcPr>
+          <w:p>
+            <w:r>
+              <w:rPr>
+                <w:b w:val="false"/>
+                <w:bCs w:val="false"/>
+                <w:color w:val="595959"/>
+                <w:sz w:val="18"/>
+                <w:szCs w:val="18"/>
+              </w:rPr>
+              <w:t xml:space="preserve">No measurable change — difference below the noise floor</w:t>
+            </w:r>
+          </w:p>
+        </w:tc>
+      </w:tr>
+    </w:tbl>
+    <w:p>
+      <w:pPr>
+        <w:spacing w:after="240"/>
+        <w:jc w:val="center"/>
+      </w:pPr>
+      <w:r>
+        <w:rPr>
+          <w:i/>
+          <w:iCs/>
+          <w:color w:val="595959"/>
+          <w:sz w:val="17"/>
+          <w:szCs w:val="17"/>
+        </w:rPr>
+        <w:t xml:space="preserve">Table 4 — Credibility and performance scorecard. Green = improved, red = degraded, grey = unchanged.</w:t>
+      </w:r>
+    </w:p>
+    <w:p>
+      <w:pPr>
+        <w:spacing w:after="60" w:before="160"/>
+        <w:jc w:val="center"/>
+      </w:pPr>
+      <w:r>
+        <w:drawing>
+          <wp:inline distT="0" distB="0" distL="0" distR="0">
+            <wp:extent cx="5715000" cy="3324225"/>
+            <wp:effectExtent t="0" r="0" b="0" l="0"/>
+            <wp:docPr id="1" name="" descr="" title=""/>
+            <wp:cNvGraphicFramePr>
+              <a:graphicFrameLocks xmlns:a="http://schemas.openxmlformats.org/drawingml/2006/main" noChangeAspect="1"/>
+            </wp:cNvGraphicFramePr>
+            <a:graphic xmlns:a="http://schemas.openxmlformats.org/drawingml/2006/main">
+              <a:graphicData uri="http://schemas.openxmlformats.org/drawingml/2006/picture">
+                <pic:pic xmlns:pic="http://schemas.openxmlformats.org/drawingml/2006/picture">
+                  <pic:nvPicPr>
+                    <pic:cNvPr id="0" name="" descr=""/>
+                    <pic:cNvPicPr>
+                      <a:picLocks noChangeAspect="1" noChangeArrowheads="1"/>
+                    </pic:cNvPicPr>
+                  </pic:nvPicPr>
+                  <pic:blipFill>
+                    <a:blip r:embed="rId14" cstate="none"/>
+                    <a:srcRect/>
+                    <a:stretch>
+                      <a:fillRect/>
+                    </a:stretch>
+                  </pic:blipFill>
+                  <pic:spPr bwMode="auto">
+                    <a:xfrm>
+                      <a:off x="0" y="0"/>
+                      <a:ext cx="5715000" cy="3324225"/>
+                    </a:xfrm>
+                    <a:prstGeom prst="rect">
+                      <a:avLst/>
+                    </a:prstGeom>
+                  </pic:spPr>
+                </pic:pic>
+              </a:graphicData>
+            </a:graphic>
+          </wp:inline>
+        </w:drawing>
+      </w:r>
+    </w:p>
+    <w:p>
+      <w:pPr>
+        <w:spacing w:after="240"/>
+        <w:jc w:val="center"/>
+      </w:pPr>
+      <w:r>
+        <w:rPr>
+          <w:i/>
+          <w:iCs/>
+          <w:color w:val="595959"/>
+          <w:sz w:val="17"/>
+          <w:szCs w:val="17"/>
+        </w:rPr>
+        <w:t xml:space="preserve">Figure 8 — The same comparison plotted. Exactly one dimension improved; four degraded and the rest were unchanged.</w:t>
       </w:r>
     </w:p>
     <w:p>
@@ -4208,7 +5241,7 @@
           <w:sz w:val="23"/>
           <w:szCs w:val="23"/>
         </w:rPr>
-        <w:t xml:space="preserve">Why does the engine still fail three validation checks?</w:t>
+        <w:t xml:space="preserve">8.1  Reading the scorecard</w:t>
       </w:r>
     </w:p>
     <w:p>
@@ -4217,10 +5250,122 @@
       </w:pPr>
       <w:r>
         <w:rPr>
-          <w:sz w:val="21"/>
-          <w:szCs w:val="21"/>
-        </w:rPr>
-        <w:t xml:space="preserve">Because the ionization rate coefficient is a representative parameterisation whose value at 3 eV is low relative to published data, and that bias propagates into the density comparison through the energy-loss term. The failures are reported rather than concealed, and they do not affect electron temperature, which is the rigorously solved quantity and passes both of its checks.</w:t>
+          <w:b/>
+          <w:bCs/>
+          <w:sz w:val="21"/>
+          <w:szCs w:val="21"/>
+        </w:rPr>
+        <w:t xml:space="preserve">One dimension improved: </w:t>
+      </w:r>
+      <w:r>
+        <w:rPr>
+          <w:sz w:val="21"/>
+          <w:szCs w:val="21"/>
+        </w:rPr>
+        <w:t xml:space="preserve">Kᵢₓ gained a real, citable, verifiable origin. That was the entire goal of the exercise, and on that narrow measure it succeeded.</w:t>
+      </w:r>
+    </w:p>
+    <w:p>
+      <w:pPr>
+        <w:spacing w:after="130" w:line="276"/>
+      </w:pPr>
+      <w:r>
+        <w:rPr>
+          <w:b/>
+          <w:bCs/>
+          <w:sz w:val="21"/>
+          <w:szCs w:val="21"/>
+        </w:rPr>
+        <w:t xml:space="preserve">Four degraded, and one of them decisively: </w:t>
+      </w:r>
+      <w:r>
+        <w:rPr>
+          <w:sz w:val="21"/>
+          <w:szCs w:val="21"/>
+        </w:rPr>
+        <w:t xml:space="preserve">the independent Lieberman &amp; Lichtenberg energy-loss check went from PASS to FAIL. Unlike the nine-point benchmark — which is semi-quantitative and whose anchors mutually disagree — that check is a straightforward comparison against a published figure, and losing it is an unambiguous loss of physical fidelity.</w:t>
+      </w:r>
+    </w:p>
+    <w:p>
+      <w:pPr>
+        <w:spacing w:after="130" w:line="276"/>
+      </w:pPr>
+      <w:r>
+        <w:rPr>
+          <w:b/>
+          <w:bCs/>
+          <w:sz w:val="21"/>
+          <w:szCs w:val="21"/>
+        </w:rPr>
+        <w:t xml:space="preserve">The decisive asymmetry: </w:t>
+      </w:r>
+      <w:r>
+        <w:rPr>
+          <w:sz w:val="21"/>
+          <w:szCs w:val="21"/>
+        </w:rPr>
+        <w:t xml:space="preserve">provenance is a property of the </w:t>
+      </w:r>
+      <w:r>
+        <w:rPr>
+          <w:i/>
+          <w:iCs/>
+          <w:sz w:val="21"/>
+          <w:szCs w:val="21"/>
+        </w:rPr>
+        <w:t xml:space="preserve">documentation</w:t>
+      </w:r>
+      <w:r>
+        <w:rPr>
+          <w:sz w:val="21"/>
+          <w:szCs w:val="21"/>
+        </w:rPr>
+        <w:t xml:space="preserve"> — how well the code can cite its sources. Agreement with Lieberman &amp; Lichtenberg is a property of the </w:t>
+      </w:r>
+      <w:r>
+        <w:rPr>
+          <w:i/>
+          <w:iCs/>
+          <w:sz w:val="21"/>
+          <w:szCs w:val="21"/>
+        </w:rPr>
+        <w:t xml:space="preserve">physics</w:t>
+      </w:r>
+      <w:r>
+        <w:rPr>
+          <w:sz w:val="21"/>
+          <w:szCs w:val="21"/>
+        </w:rPr>
+        <w:t xml:space="preserve"> — whether the model behaves like a real argon discharge. Trading the second for the first is the wrong trade for a physics engine, which is why the change was reverted despite achieving exactly what it set out to achieve.</w:t>
+      </w:r>
+    </w:p>
+    <w:p>
+      <w:pPr>
+        <w:pBdr>
+          <w:top w:val="single" w:color="B03030" w:sz="6" w:space="8"/>
+          <w:bottom w:val="single" w:color="B03030" w:sz="6" w:space="8"/>
+          <w:left w:val="single" w:color="B03030" w:sz="18" w:space="10"/>
+          <w:right w:val="single" w:color="B03030" w:sz="6" w:space="8"/>
+        </w:pBdr>
+        <w:shd w:fill="FDF0F0" w:val="clear"/>
+        <w:spacing w:after="180" w:before="160"/>
+      </w:pPr>
+      <w:r>
+        <w:rPr>
+          <w:b/>
+          <w:bCs/>
+          <w:color w:val="B03030"/>
+          <w:sz w:val="21"/>
+          <w:szCs w:val="21"/>
+        </w:rPr>
+        <w:t xml:space="preserve">Also worth noting:  </w:t>
+      </w:r>
+      <w:r>
+        <w:rPr>
+          <w:sz w:val="21"/>
+          <w:szCs w:val="21"/>
+        </w:rPr>
+        <w:t xml:space="preserve">the internal-consistency row is the one most easily overlooked. The engine as retained is consistent — both coefficients are unattributed and biased in the same direction, so the ratio the physics actually depends on remains sound. The refitted engine would have been a mismatched pair. Consistency, here, was worth more than half-completed provenance.</w:t>
       </w:r>
     </w:p>
     <w:p>
@@ -4236,7 +5381,7 @@
           <w:sz w:val="23"/>
           <w:szCs w:val="23"/>
         </w:rPr>
-        <w:t xml:space="preserve">Did you attempt to fix it?</w:t>
+        <w:t xml:space="preserve">8.2  Computational performance</w:t>
       </w:r>
     </w:p>
     <w:p>
@@ -4248,7 +5393,110 @@
           <w:sz w:val="21"/>
           <w:szCs w:val="21"/>
         </w:rPr>
-        <w:t xml:space="preserve">Yes. The coefficient was refitted against Voronov (1997), a verified independent source, using a pre-registered method: fit window fixed beforehand, one fit, no post-hoc tuning. The fit was faithful to 0.15% and independently recovered argon’s ionization potential to 0.2%.</w:t>
+        <w:t xml:space="preserve">Runtime was measured directly rather than assumed. Both candidate fits share the identical functional form A·Tₑⁿ·exp(−E/Tₑ), so the operation count per call is the same, and the measurement confirms it: all timings land in the 24–27 µs per call range, and the before/after difference is smaller than the spread between two timings of identical code. The honest conclusion is that there is no measurable performance difference in either direction.</w:t>
+      </w:r>
+    </w:p>
+    <w:p>
+      <w:pPr>
+        <w:spacing w:after="60" w:before="160"/>
+        <w:jc w:val="center"/>
+      </w:pPr>
+      <w:r>
+        <w:drawing>
+          <wp:inline distT="0" distB="0" distL="0" distR="0">
+            <wp:extent cx="5715000" cy="3086100"/>
+            <wp:effectExtent t="0" r="0" b="0" l="0"/>
+            <wp:docPr id="1" name="" descr="" title=""/>
+            <wp:cNvGraphicFramePr>
+              <a:graphicFrameLocks xmlns:a="http://schemas.openxmlformats.org/drawingml/2006/main" noChangeAspect="1"/>
+            </wp:cNvGraphicFramePr>
+            <a:graphic xmlns:a="http://schemas.openxmlformats.org/drawingml/2006/main">
+              <a:graphicData uri="http://schemas.openxmlformats.org/drawingml/2006/picture">
+                <pic:pic xmlns:pic="http://schemas.openxmlformats.org/drawingml/2006/picture">
+                  <pic:nvPicPr>
+                    <pic:cNvPr id="0" name="" descr=""/>
+                    <pic:cNvPicPr>
+                      <a:picLocks noChangeAspect="1" noChangeArrowheads="1"/>
+                    </pic:cNvPicPr>
+                  </pic:nvPicPr>
+                  <pic:blipFill>
+                    <a:blip r:embed="rId15" cstate="none"/>
+                    <a:srcRect/>
+                    <a:stretch>
+                      <a:fillRect/>
+                    </a:stretch>
+                  </pic:blipFill>
+                  <pic:spPr bwMode="auto">
+                    <a:xfrm>
+                      <a:off x="0" y="0"/>
+                      <a:ext cx="5715000" cy="3086100"/>
+                    </a:xfrm>
+                    <a:prstGeom prst="rect">
+                      <a:avLst/>
+                    </a:prstGeom>
+                  </pic:spPr>
+                </pic:pic>
+              </a:graphicData>
+            </a:graphic>
+          </wp:inline>
+        </w:drawing>
+      </w:r>
+    </w:p>
+    <w:p>
+      <w:pPr>
+        <w:spacing w:after="240"/>
+        <w:jc w:val="center"/>
+      </w:pPr>
+      <w:r>
+        <w:rPr>
+          <w:i/>
+          <w:iCs/>
+          <w:color w:val="595959"/>
+          <w:sz w:val="17"/>
+          <w:szCs w:val="17"/>
+        </w:rPr>
+        <w:t xml:space="preserve">Figure 9 — Measured median simulate() time. The third bar re-measures the unchanged engine, establishing the noise floor.</w:t>
+      </w:r>
+    </w:p>
+    <w:p>
+      <w:pPr>
+        <w:spacing w:after="130" w:line="276"/>
+      </w:pPr>
+      <w:r>
+        <w:rPr>
+          <w:i/>
+          <w:iCs/>
+          <w:color w:val="595959"/>
+          <w:sz w:val="21"/>
+          <w:szCs w:val="21"/>
+        </w:rPr>
+        <w:t xml:space="preserve">One measurement caveat, recorded for transparency: </w:t>
+      </w:r>
+      <w:r>
+        <w:rPr>
+          <w:i/>
+          <w:iCs/>
+          <w:color w:val="595959"/>
+          <w:sz w:val="21"/>
+          <w:szCs w:val="21"/>
+        </w:rPr>
+        <w:t xml:space="preserve">`solve_electron_temperature` is memoised with an LRU cache, so an early version of this benchmark reported a spurious two-fold difference by timing a cold cache against a warm one — and, more seriously, reported an unchanged Tₑ because the cached value survived the swap. Both were corrected by clearing the cache on each swap and warming up before timing.</w:t>
+      </w:r>
+    </w:p>
+    <w:p>
+      <w:pPr>
+        <w:pStyle w:val="Heading1"/>
+        <w:spacing w:after="150" w:before="320"/>
+      </w:pPr>
+      <w:r>
+        <w:rPr>
+          <w:b/>
+          <w:bCs/>
+          <w:color w:val="1F3864"/>
+          <w:sz w:val="28"/>
+          <w:szCs w:val="28"/>
+        </w:rPr>
+        <w:t xml:space="preserve">9.  Anticipated examination questions</w:t>
       </w:r>
     </w:p>
     <w:p>
@@ -4264,7 +5512,7 @@
           <w:sz w:val="23"/>
           <w:szCs w:val="23"/>
         </w:rPr>
-        <w:t xml:space="preserve">Why did you not keep the fix?</w:t>
+        <w:t xml:space="preserve">Why does the engine still fail three validation checks?</w:t>
       </w:r>
     </w:p>
     <w:p>
@@ -4276,7 +5524,7 @@
           <w:sz w:val="21"/>
           <w:szCs w:val="21"/>
         </w:rPr>
-        <w:t xml:space="preserve">Because it pushed the collisional energy loss outside the band published by Lieberman &amp; Lichtenberg, breaking an independent check that previously passed, and dropped the benchmark from 6/9 to 4/9. The cause is that the energy-loss term depends only on the ratio of the excitation and ionization coefficients; refitting one alone destroys a cancellation that the two original fits provided by both being inaccurate in the same direction.</w:t>
+        <w:t xml:space="preserve">Because the ionization rate coefficient is a representative parameterisation whose value at 3 eV is low relative to published data, and that bias propagates into the density comparison through the energy-loss term. The failures are reported rather than concealed, and they do not affect electron temperature, which is the rigorously solved quantity and passes both of its checks.</w:t>
       </w:r>
     </w:p>
     <w:p>
@@ -4292,7 +5540,7 @@
           <w:sz w:val="23"/>
           <w:szCs w:val="23"/>
         </w:rPr>
-        <w:t xml:space="preserve">Is that not simply an excuse for leaving it unfixed?</w:t>
+        <w:t xml:space="preserve">Did you attempt to fix it?</w:t>
       </w:r>
     </w:p>
     <w:p>
@@ -4304,7 +5552,7 @@
           <w:sz w:val="21"/>
           <w:szCs w:val="21"/>
         </w:rPr>
-        <w:t xml:space="preserve">The distinction is testable. Adjusting the constants until the checks passed would have been tuning to the test, and the project’s design rules forbid it for exactly that reason. Instead the attempt was run to completion, the honest result recorded, the change reverted, and the underlying constraint documented in the code so it cannot be repeated by accident.</w:t>
+        <w:t xml:space="preserve">Yes. The coefficient was refitted against Voronov (1997), a verified independent source, using a pre-registered method: fit window fixed beforehand, one fit, no post-hoc tuning. The fit was faithful to 0.15% and independently recovered argon’s ionization potential to 0.2%.</w:t>
       </w:r>
     </w:p>
     <w:p>
@@ -4320,6 +5568,62 @@
           <w:sz w:val="23"/>
           <w:szCs w:val="23"/>
         </w:rPr>
+        <w:t xml:space="preserve">Why did you not keep the fix?</w:t>
+      </w:r>
+    </w:p>
+    <w:p>
+      <w:pPr>
+        <w:spacing w:after="130" w:line="276"/>
+      </w:pPr>
+      <w:r>
+        <w:rPr>
+          <w:sz w:val="21"/>
+          <w:szCs w:val="21"/>
+        </w:rPr>
+        <w:t xml:space="preserve">Because it pushed the collisional energy loss outside the band published by Lieberman &amp; Lichtenberg, breaking an independent check that previously passed, and dropped the benchmark from 6/9 to 4/9. The cause is that the energy-loss term depends only on the ratio of the excitation and ionization coefficients; refitting one alone destroys a cancellation that the two original fits provided by both being inaccurate in the same direction.</w:t>
+      </w:r>
+    </w:p>
+    <w:p>
+      <w:pPr>
+        <w:pStyle w:val="Heading2"/>
+        <w:spacing w:after="110" w:before="240"/>
+      </w:pPr>
+      <w:r>
+        <w:rPr>
+          <w:b/>
+          <w:bCs/>
+          <w:color w:val="1F3864"/>
+          <w:sz w:val="23"/>
+          <w:szCs w:val="23"/>
+        </w:rPr>
+        <w:t xml:space="preserve">Is that not simply an excuse for leaving it unfixed?</w:t>
+      </w:r>
+    </w:p>
+    <w:p>
+      <w:pPr>
+        <w:spacing w:after="130" w:line="276"/>
+      </w:pPr>
+      <w:r>
+        <w:rPr>
+          <w:sz w:val="21"/>
+          <w:szCs w:val="21"/>
+        </w:rPr>
+        <w:t xml:space="preserve">The distinction is testable. Adjusting the constants until the checks passed would have been tuning to the test, and the project’s design rules forbid it for exactly that reason. Instead the attempt was run to completion, the honest result recorded, the change reverted, and the underlying constraint documented in the code so it cannot be repeated by accident.</w:t>
+      </w:r>
+    </w:p>
+    <w:p>
+      <w:pPr>
+        <w:pStyle w:val="Heading2"/>
+        <w:spacing w:after="110" w:before="240"/>
+      </w:pPr>
+      <w:r>
+        <w:rPr>
+          <w:b/>
+          <w:bCs/>
+          <w:color w:val="1F3864"/>
+          <w:sz w:val="23"/>
+          <w:szCs w:val="23"/>
+        </w:rPr>
         <w:t xml:space="preserve">What would a correct fix require?</w:t>
       </w:r>
     </w:p>
@@ -4333,6 +5637,34 @@
           <w:szCs w:val="21"/>
         </w:rPr>
         <w:t xml:space="preserve">Sourcing both coefficients together from the low-temperature plasma-processing literature rather than a general-purpose astrophysical compilation, refitting them as a pair, and gating on the energy-loss check before looking at the benchmark. Voronov covers ionization only, so excitation needs its own verified source.</w:t>
+      </w:r>
+    </w:p>
+    <w:p>
+      <w:pPr>
+        <w:pStyle w:val="Heading2"/>
+        <w:spacing w:after="110" w:before="240"/>
+      </w:pPr>
+      <w:r>
+        <w:rPr>
+          <w:b/>
+          <w:bCs/>
+          <w:color w:val="1F3864"/>
+          <w:sz w:val="23"/>
+          <w:szCs w:val="23"/>
+        </w:rPr>
+        <w:t xml:space="preserve">Did the engine get slower or less capable?</w:t>
+      </w:r>
+    </w:p>
+    <w:p>
+      <w:pPr>
+        <w:spacing w:after="130" w:line="276"/>
+      </w:pPr>
+      <w:r>
+        <w:rPr>
+          <w:sz w:val="21"/>
+          <w:szCs w:val="21"/>
+        </w:rPr>
+        <w:t xml:space="preserve">No. It is byte-for-byte the engine that existed before the attempt — the change never entered the main line, and restoration was verified by confirming the original constants, the 6/9 benchmark result, and the passing energy-loss check. Runtime was measured at roughly 24–27 µs per simulate() call either way, with no difference beyond measurement noise.</w:t>
       </w:r>
     </w:p>
     <w:p>
@@ -4348,7 +5680,7 @@
           <w:sz w:val="28"/>
           <w:szCs w:val="28"/>
         </w:rPr>
-        <w:t xml:space="preserve">9.  References</w:t>
+        <w:t xml:space="preserve">10.  References</w:t>
       </w:r>
     </w:p>
     <w:p>
